--- a/backend/app/tests/reports/modules/test_drone_control_api_documentation.docx
+++ b/backend/app/tests/reports/modules/test_drone_control_api_documentation.docx
@@ -12,12 +12,12 @@
     </w:p>
     <w:p>
       <w:r>
-        <w:t>Generated at: 2026-07-24T11:28:26+00:00</w:t>
+        <w:t>Generated at: 2026-09-18T07:28:41+00:00</w:t>
       </w:r>
     </w:p>
     <w:p>
       <w:r>
-        <w:t>Test session started: 2026-07-24T11:22:47+00:00</w:t>
+        <w:t>Test session started: 2026-09-18T07:23:22+00:00</w:t>
       </w:r>
     </w:p>
     <w:p>
@@ -110,7 +110,7 @@
           </w:tcPr>
           <w:p>
             <w:r>
-              <w:t>41</w:t>
+              <w:t>42</w:t>
             </w:r>
           </w:p>
         </w:tc>
@@ -132,7 +132,7 @@
           </w:tcPr>
           <w:p>
             <w:r>
-              <w:t>1</w:t>
+              <w:t>0</w:t>
             </w:r>
           </w:p>
         </w:tc>
@@ -200,7 +200,7 @@
     </w:p>
     <w:p>
       <w:r>
-        <w:t>Source file: /app/app/tests/test_drone_control_api.py</w:t>
+        <w:t>Source file: C:\Users\Chandrasekhar\Downloads\DroneArjuna_final\DroneArjuna\backend\app\tests\test_drone_control_api.py</w:t>
       </w:r>
     </w:p>
     <w:tbl>
@@ -348,7 +348,7 @@
           </w:tcPr>
           <w:p>
             <w:r>
-              <w:t>1.106</w:t>
+              <w:t>0.775</w:t>
             </w:r>
           </w:p>
         </w:tc>
@@ -420,7 +420,7 @@
           </w:tcPr>
           <w:p>
             <w:r>
-              <w:t>0.694</w:t>
+              <w:t>0.374</w:t>
             </w:r>
           </w:p>
         </w:tc>
@@ -492,7 +492,7 @@
           </w:tcPr>
           <w:p>
             <w:r>
-              <w:t>1.611</w:t>
+              <w:t>0.836</w:t>
             </w:r>
           </w:p>
         </w:tc>
@@ -564,7 +564,7 @@
           </w:tcPr>
           <w:p>
             <w:r>
-              <w:t>0.536</w:t>
+              <w:t>0.381</w:t>
             </w:r>
           </w:p>
         </w:tc>
@@ -636,7 +636,7 @@
           </w:tcPr>
           <w:p>
             <w:r>
-              <w:t>1.331</w:t>
+              <w:t>0.759</w:t>
             </w:r>
           </w:p>
         </w:tc>
@@ -708,7 +708,7 @@
           </w:tcPr>
           <w:p>
             <w:r>
-              <w:t>0.047</w:t>
+              <w:t>0.022</w:t>
             </w:r>
           </w:p>
         </w:tc>
@@ -780,7 +780,7 @@
           </w:tcPr>
           <w:p>
             <w:r>
-              <w:t>0.594</w:t>
+              <w:t>0.383</w:t>
             </w:r>
           </w:p>
         </w:tc>
@@ -852,7 +852,7 @@
           </w:tcPr>
           <w:p>
             <w:r>
-              <w:t>10.729</w:t>
+              <w:t>10.913</w:t>
             </w:r>
           </w:p>
         </w:tc>
@@ -924,7 +924,7 @@
           </w:tcPr>
           <w:p>
             <w:r>
-              <w:t>0.077</w:t>
+              <w:t>0.030</w:t>
             </w:r>
           </w:p>
         </w:tc>
@@ -996,7 +996,7 @@
           </w:tcPr>
           <w:p>
             <w:r>
-              <w:t>0.534</w:t>
+              <w:t>0.385</w:t>
             </w:r>
           </w:p>
         </w:tc>
@@ -1068,7 +1068,7 @@
           </w:tcPr>
           <w:p>
             <w:r>
-              <w:t>0.596</w:t>
+              <w:t>0.386</w:t>
             </w:r>
           </w:p>
         </w:tc>
@@ -1140,7 +1140,7 @@
           </w:tcPr>
           <w:p>
             <w:r>
-              <w:t>0.110</w:t>
+              <w:t>0.023</w:t>
             </w:r>
           </w:p>
         </w:tc>
@@ -1212,7 +1212,7 @@
           </w:tcPr>
           <w:p>
             <w:r>
-              <w:t>0.607</w:t>
+              <w:t>0.376</w:t>
             </w:r>
           </w:p>
         </w:tc>
@@ -1284,7 +1284,7 @@
           </w:tcPr>
           <w:p>
             <w:r>
-              <w:t>0.427</w:t>
+              <w:t>0.384</w:t>
             </w:r>
           </w:p>
         </w:tc>
@@ -1356,7 +1356,7 @@
           </w:tcPr>
           <w:p>
             <w:r>
-              <w:t>0.511</w:t>
+              <w:t>0.378</w:t>
             </w:r>
           </w:p>
         </w:tc>
@@ -1428,7 +1428,7 @@
           </w:tcPr>
           <w:p>
             <w:r>
-              <w:t>0.642</w:t>
+              <w:t>0.379</w:t>
             </w:r>
           </w:p>
         </w:tc>
@@ -1500,7 +1500,7 @@
           </w:tcPr>
           <w:p>
             <w:r>
-              <w:t>0.037</w:t>
+              <w:t>0.027</w:t>
             </w:r>
           </w:p>
         </w:tc>
@@ -1572,7 +1572,7 @@
           </w:tcPr>
           <w:p>
             <w:r>
-              <w:t>0.478</w:t>
+              <w:t>0.382</w:t>
             </w:r>
           </w:p>
         </w:tc>
@@ -1644,7 +1644,7 @@
           </w:tcPr>
           <w:p>
             <w:r>
-              <w:t>0.853</w:t>
+              <w:t>0.383</w:t>
             </w:r>
           </w:p>
         </w:tc>
@@ -1716,7 +1716,7 @@
           </w:tcPr>
           <w:p>
             <w:r>
-              <w:t>0.068</w:t>
+              <w:t>0.021</w:t>
             </w:r>
           </w:p>
         </w:tc>
@@ -1788,7 +1788,7 @@
           </w:tcPr>
           <w:p>
             <w:r>
-              <w:t>0.826</w:t>
+              <w:t>0.381</w:t>
             </w:r>
           </w:p>
         </w:tc>
@@ -1860,7 +1860,7 @@
           </w:tcPr>
           <w:p>
             <w:r>
-              <w:t>0.057</w:t>
+              <w:t>0.029</w:t>
             </w:r>
           </w:p>
         </w:tc>
@@ -1932,7 +1932,7 @@
           </w:tcPr>
           <w:p>
             <w:r>
-              <w:t>0.918</w:t>
+              <w:t>0.438</w:t>
             </w:r>
           </w:p>
         </w:tc>
@@ -1994,37 +1994,37 @@
           </w:tcPr>
           <w:p>
             <w:r>
-              <w:t>Failed</w:t>
-            </w:r>
-          </w:p>
-        </w:tc>
-        <w:tc>
-          <w:tcPr>
-            <w:tcW w:w="2400" w:type="dxa"/>
-          </w:tcPr>
-          <w:p>
-            <w:r>
-              <w:t>0.918</w:t>
-            </w:r>
-          </w:p>
-        </w:tc>
-        <w:tc>
-          <w:tcPr>
-            <w:tcW w:w="2400" w:type="dxa"/>
-          </w:tcPr>
-          <w:p>
-            <w:r>
-              <w:t>asyncio</w:t>
-            </w:r>
-          </w:p>
-        </w:tc>
-        <w:tc>
-          <w:tcPr>
-            <w:tcW w:w="2400" w:type="dxa"/>
-          </w:tcPr>
-          <w:p>
-            <w:r>
-              <w:t>client = &lt;httpx.AsyncClient object at 0x7868310d0650&gt; | flight_controller_user = &lt;app.models.user.User object at 0x78683107f1d0&gt; | drone_instance = {'call_sign': 'CTL-TEST-01', 'drone_type_id': 1, 'id': 1, 'last_seen': None, ...} | make_token = &lt;function make_token.&lt;locals&gt;._inner at 0x7868311599e0&gt; |     async def test_simulate_start_already_running_409( |         client: AsyncClient, flight_controller_user, drone_instance, make_token |     ): |         """ |         Starting a second simulation while one is active must return 409. |         We mock mission_simulator.active = True to skip needing a real running sim. |         """ |         from unittest.mock import patch</w:t>
+              <w:t>Passed</w:t>
+            </w:r>
+          </w:p>
+        </w:tc>
+        <w:tc>
+          <w:tcPr>
+            <w:tcW w:w="2400" w:type="dxa"/>
+          </w:tcPr>
+          <w:p>
+            <w:r>
+              <w:t>0.781</w:t>
+            </w:r>
+          </w:p>
+        </w:tc>
+        <w:tc>
+          <w:tcPr>
+            <w:tcW w:w="2400" w:type="dxa"/>
+          </w:tcPr>
+          <w:p>
+            <w:r>
+              <w:t>asyncio</w:t>
+            </w:r>
+          </w:p>
+        </w:tc>
+        <w:tc>
+          <w:tcPr>
+            <w:tcW w:w="2400" w:type="dxa"/>
+          </w:tcPr>
+          <w:p>
+            <w:r>
+              <w:t>-</w:t>
             </w:r>
           </w:p>
         </w:tc>
@@ -2056,27 +2056,27 @@
           </w:tcPr>
           <w:p>
             <w:r>
-              <w:t>Mission exists but the given drone_instance_id does not → 404.</w:t>
-            </w:r>
-          </w:p>
-        </w:tc>
-        <w:tc>
-          <w:tcPr>
-            <w:tcW w:w="2400" w:type="dxa"/>
-          </w:tcPr>
-          <w:p>
-            <w:r>
-              <w:t>Passed</w:t>
-            </w:r>
-          </w:p>
-        </w:tc>
-        <w:tc>
-          <w:tcPr>
-            <w:tcW w:w="2400" w:type="dxa"/>
-          </w:tcPr>
-          <w:p>
-            <w:r>
-              <w:t>0.537</w:t>
+              <w:t>Mission exists but the given drone_instance_id override does not → 404.</w:t>
+            </w:r>
+          </w:p>
+        </w:tc>
+        <w:tc>
+          <w:tcPr>
+            <w:tcW w:w="2400" w:type="dxa"/>
+          </w:tcPr>
+          <w:p>
+            <w:r>
+              <w:t>Passed</w:t>
+            </w:r>
+          </w:p>
+        </w:tc>
+        <w:tc>
+          <w:tcPr>
+            <w:tcW w:w="2400" w:type="dxa"/>
+          </w:tcPr>
+          <w:p>
+            <w:r>
+              <w:t>0.789</w:t>
             </w:r>
           </w:p>
         </w:tc>
@@ -2148,7 +2148,7 @@
           </w:tcPr>
           <w:p>
             <w:r>
-              <w:t>0.552</w:t>
+              <w:t>0.369</w:t>
             </w:r>
           </w:p>
         </w:tc>
@@ -2200,27 +2200,27 @@
           </w:tcPr>
           <w:p>
             <w:r>
-              <w:t>Mission with no drone assigned and no drone_instance_id override → 422.</w:t>
-            </w:r>
-          </w:p>
-        </w:tc>
-        <w:tc>
-          <w:tcPr>
-            <w:tcW w:w="2400" w:type="dxa"/>
-          </w:tcPr>
-          <w:p>
-            <w:r>
-              <w:t>Passed</w:t>
-            </w:r>
-          </w:p>
-        </w:tc>
-        <w:tc>
-          <w:tcPr>
-            <w:tcW w:w="2400" w:type="dxa"/>
-          </w:tcPr>
-          <w:p>
-            <w:r>
-              <w:t>0.491</w:t>
+              <w:t>A mission cannot be created without an assigned drone → 422.</w:t>
+            </w:r>
+          </w:p>
+        </w:tc>
+        <w:tc>
+          <w:tcPr>
+            <w:tcW w:w="2400" w:type="dxa"/>
+          </w:tcPr>
+          <w:p>
+            <w:r>
+              <w:t>Passed</w:t>
+            </w:r>
+          </w:p>
+        </w:tc>
+        <w:tc>
+          <w:tcPr>
+            <w:tcW w:w="2400" w:type="dxa"/>
+          </w:tcPr>
+          <w:p>
+            <w:r>
+              <w:t>0.410</w:t>
             </w:r>
           </w:p>
         </w:tc>
@@ -2292,7 +2292,7 @@
           </w:tcPr>
           <w:p>
             <w:r>
-              <w:t>0.958</w:t>
+              <w:t>0.777</w:t>
             </w:r>
           </w:p>
         </w:tc>
@@ -2364,7 +2364,7 @@
           </w:tcPr>
           <w:p>
             <w:r>
-              <w:t>1.081</w:t>
+              <w:t>0.890</w:t>
             </w:r>
           </w:p>
         </w:tc>
@@ -2436,7 +2436,7 @@
           </w:tcPr>
           <w:p>
             <w:r>
-              <w:t>0.039</w:t>
+              <w:t>0.020</w:t>
             </w:r>
           </w:p>
         </w:tc>
@@ -2508,7 +2508,7 @@
           </w:tcPr>
           <w:p>
             <w:r>
-              <w:t>1.190</w:t>
+              <w:t>0.813</w:t>
             </w:r>
           </w:p>
         </w:tc>
@@ -2580,7 +2580,7 @@
           </w:tcPr>
           <w:p>
             <w:r>
-              <w:t>0.483</w:t>
+              <w:t>0.376</w:t>
             </w:r>
           </w:p>
         </w:tc>
@@ -2652,7 +2652,7 @@
           </w:tcPr>
           <w:p>
             <w:r>
-              <w:t>0.532</w:t>
+              <w:t>0.374</w:t>
             </w:r>
           </w:p>
         </w:tc>
@@ -2724,7 +2724,7 @@
           </w:tcPr>
           <w:p>
             <w:r>
-              <w:t>0.022</w:t>
+              <w:t>0.027</w:t>
             </w:r>
           </w:p>
         </w:tc>
@@ -2796,7 +2796,7 @@
           </w:tcPr>
           <w:p>
             <w:r>
-              <w:t>0.500</w:t>
+              <w:t>0.368</w:t>
             </w:r>
           </w:p>
         </w:tc>
@@ -2868,7 +2868,7 @@
           </w:tcPr>
           <w:p>
             <w:r>
-              <w:t>2.172</w:t>
+              <w:t>0.859</w:t>
             </w:r>
           </w:p>
         </w:tc>
@@ -2940,7 +2940,7 @@
           </w:tcPr>
           <w:p>
             <w:r>
-              <w:t>0.028</w:t>
+              <w:t>0.024</w:t>
             </w:r>
           </w:p>
         </w:tc>
@@ -3012,7 +3012,7 @@
           </w:tcPr>
           <w:p>
             <w:r>
-              <w:t>0.480</w:t>
+              <w:t>0.392</w:t>
             </w:r>
           </w:p>
         </w:tc>
@@ -3084,7 +3084,7 @@
           </w:tcPr>
           <w:p>
             <w:r>
-              <w:t>1.178</w:t>
+              <w:t>0.851</w:t>
             </w:r>
           </w:p>
         </w:tc>
@@ -3156,7 +3156,7 @@
           </w:tcPr>
           <w:p>
             <w:r>
-              <w:t>1.036</w:t>
+              <w:t>0.375</w:t>
             </w:r>
           </w:p>
         </w:tc>
@@ -3228,7 +3228,7 @@
           </w:tcPr>
           <w:p>
             <w:r>
-              <w:t>0.035</w:t>
+              <w:t>0.034</w:t>
             </w:r>
           </w:p>
         </w:tc>
@@ -3300,7 +3300,7 @@
           </w:tcPr>
           <w:p>
             <w:r>
-              <w:t>0.833</w:t>
+              <w:t>0.030</w:t>
             </w:r>
           </w:p>
         </w:tc>
